--- a/knowledge_commons/other commons/Aruvi_Storage_Protocol_V3.docx
+++ b/knowledge_commons/other commons/Aruvi_Storage_Protocol_V3.docx
@@ -82,12 +82,6 @@
         <w:gridCol w:w="5760"/>
       </w:tblGrid>
       <w:tr>
-        <w:tblPrEx>
-          <w:tblCellMar>
-            <w:top w:w="0" w:type="dxa"/>
-            <w:bottom w:w="0" w:type="dxa"/>
-          </w:tblCellMar>
-        </w:tblPrEx>
         <w:tc>
           <w:tcPr>
             <w:tcW w:w="1200" w:type="dxa"/>
@@ -183,12 +177,6 @@
         </w:tc>
       </w:tr>
       <w:tr>
-        <w:tblPrEx>
-          <w:tblCellMar>
-            <w:top w:w="0" w:type="dxa"/>
-            <w:bottom w:w="0" w:type="dxa"/>
-          </w:tblCellMar>
-        </w:tblPrEx>
         <w:tc>
           <w:tcPr>
             <w:tcW w:w="1200" w:type="dxa"/>
@@ -277,12 +265,6 @@
         </w:tc>
       </w:tr>
       <w:tr>
-        <w:tblPrEx>
-          <w:tblCellMar>
-            <w:top w:w="0" w:type="dxa"/>
-            <w:bottom w:w="0" w:type="dxa"/>
-          </w:tblCellMar>
-        </w:tblPrEx>
         <w:tc>
           <w:tcPr>
             <w:tcW w:w="1200" w:type="dxa"/>
@@ -432,12 +414,6 @@
         <w:gridCol w:w="7920"/>
       </w:tblGrid>
       <w:tr>
-        <w:tblPrEx>
-          <w:tblCellMar>
-            <w:top w:w="0" w:type="dxa"/>
-            <w:bottom w:w="0" w:type="dxa"/>
-          </w:tblCellMar>
-        </w:tblPrEx>
         <w:tc>
           <w:tcPr>
             <w:tcW w:w="1440" w:type="dxa"/>
@@ -502,12 +478,6 @@
         </w:tc>
       </w:tr>
       <w:tr>
-        <w:tblPrEx>
-          <w:tblCellMar>
-            <w:top w:w="0" w:type="dxa"/>
-            <w:bottom w:w="0" w:type="dxa"/>
-          </w:tblCellMar>
-        </w:tblPrEx>
         <w:tc>
           <w:tcPr>
             <w:tcW w:w="1440" w:type="dxa"/>
@@ -568,12 +538,6 @@
         </w:tc>
       </w:tr>
       <w:tr>
-        <w:tblPrEx>
-          <w:tblCellMar>
-            <w:top w:w="0" w:type="dxa"/>
-            <w:bottom w:w="0" w:type="dxa"/>
-          </w:tblCellMar>
-        </w:tblPrEx>
         <w:tc>
           <w:tcPr>
             <w:tcW w:w="1440" w:type="dxa"/>
@@ -634,12 +598,6 @@
         </w:tc>
       </w:tr>
       <w:tr>
-        <w:tblPrEx>
-          <w:tblCellMar>
-            <w:top w:w="0" w:type="dxa"/>
-            <w:bottom w:w="0" w:type="dxa"/>
-          </w:tblCellMar>
-        </w:tblPrEx>
         <w:tc>
           <w:tcPr>
             <w:tcW w:w="1440" w:type="dxa"/>
@@ -700,12 +658,6 @@
         </w:tc>
       </w:tr>
       <w:tr>
-        <w:tblPrEx>
-          <w:tblCellMar>
-            <w:top w:w="0" w:type="dxa"/>
-            <w:bottom w:w="0" w:type="dxa"/>
-          </w:tblCellMar>
-        </w:tblPrEx>
         <w:tc>
           <w:tcPr>
             <w:tcW w:w="1440" w:type="dxa"/>
@@ -766,12 +718,6 @@
         </w:tc>
       </w:tr>
       <w:tr>
-        <w:tblPrEx>
-          <w:tblCellMar>
-            <w:top w:w="0" w:type="dxa"/>
-            <w:bottom w:w="0" w:type="dxa"/>
-          </w:tblCellMar>
-        </w:tblPrEx>
         <w:tc>
           <w:tcPr>
             <w:tcW w:w="1440" w:type="dxa"/>
@@ -891,12 +837,6 @@
         <w:gridCol w:w="6560"/>
       </w:tblGrid>
       <w:tr>
-        <w:tblPrEx>
-          <w:tblCellMar>
-            <w:top w:w="0" w:type="dxa"/>
-            <w:bottom w:w="0" w:type="dxa"/>
-          </w:tblCellMar>
-        </w:tblPrEx>
         <w:tc>
           <w:tcPr>
             <w:tcW w:w="2800" w:type="dxa"/>
@@ -962,12 +902,6 @@
         </w:tc>
       </w:tr>
       <w:tr>
-        <w:tblPrEx>
-          <w:tblCellMar>
-            <w:top w:w="0" w:type="dxa"/>
-            <w:bottom w:w="0" w:type="dxa"/>
-          </w:tblCellMar>
-        </w:tblPrEx>
         <w:tc>
           <w:tcPr>
             <w:tcW w:w="2800" w:type="dxa"/>
@@ -1028,12 +962,6 @@
         </w:tc>
       </w:tr>
       <w:tr>
-        <w:tblPrEx>
-          <w:tblCellMar>
-            <w:top w:w="0" w:type="dxa"/>
-            <w:bottom w:w="0" w:type="dxa"/>
-          </w:tblCellMar>
-        </w:tblPrEx>
         <w:tc>
           <w:tcPr>
             <w:tcW w:w="2800" w:type="dxa"/>
@@ -1094,12 +1022,6 @@
         </w:tc>
       </w:tr>
       <w:tr>
-        <w:tblPrEx>
-          <w:tblCellMar>
-            <w:top w:w="0" w:type="dxa"/>
-            <w:bottom w:w="0" w:type="dxa"/>
-          </w:tblCellMar>
-        </w:tblPrEx>
         <w:tc>
           <w:tcPr>
             <w:tcW w:w="2800" w:type="dxa"/>
@@ -1160,12 +1082,6 @@
         </w:tc>
       </w:tr>
       <w:tr>
-        <w:tblPrEx>
-          <w:tblCellMar>
-            <w:top w:w="0" w:type="dxa"/>
-            <w:bottom w:w="0" w:type="dxa"/>
-          </w:tblCellMar>
-        </w:tblPrEx>
         <w:tc>
           <w:tcPr>
             <w:tcW w:w="2800" w:type="dxa"/>
@@ -1226,12 +1142,6 @@
         </w:tc>
       </w:tr>
       <w:tr>
-        <w:tblPrEx>
-          <w:tblCellMar>
-            <w:top w:w="0" w:type="dxa"/>
-            <w:bottom w:w="0" w:type="dxa"/>
-          </w:tblCellMar>
-        </w:tblPrEx>
         <w:tc>
           <w:tcPr>
             <w:tcW w:w="2800" w:type="dxa"/>
@@ -1292,12 +1202,6 @@
         </w:tc>
       </w:tr>
       <w:tr>
-        <w:tblPrEx>
-          <w:tblCellMar>
-            <w:top w:w="0" w:type="dxa"/>
-            <w:bottom w:w="0" w:type="dxa"/>
-          </w:tblCellMar>
-        </w:tblPrEx>
         <w:tc>
           <w:tcPr>
             <w:tcW w:w="2800" w:type="dxa"/>
@@ -1358,12 +1262,6 @@
         </w:tc>
       </w:tr>
       <w:tr>
-        <w:tblPrEx>
-          <w:tblCellMar>
-            <w:top w:w="0" w:type="dxa"/>
-            <w:bottom w:w="0" w:type="dxa"/>
-          </w:tblCellMar>
-        </w:tblPrEx>
         <w:tc>
           <w:tcPr>
             <w:tcW w:w="2800" w:type="dxa"/>
@@ -1493,12 +1391,6 @@
         <w:gridCol w:w="6560"/>
       </w:tblGrid>
       <w:tr>
-        <w:tblPrEx>
-          <w:tblCellMar>
-            <w:top w:w="0" w:type="dxa"/>
-            <w:bottom w:w="0" w:type="dxa"/>
-          </w:tblCellMar>
-        </w:tblPrEx>
         <w:tc>
           <w:tcPr>
             <w:tcW w:w="2800" w:type="dxa"/>
@@ -1563,12 +1455,6 @@
         </w:tc>
       </w:tr>
       <w:tr>
-        <w:tblPrEx>
-          <w:tblCellMar>
-            <w:top w:w="0" w:type="dxa"/>
-            <w:bottom w:w="0" w:type="dxa"/>
-          </w:tblCellMar>
-        </w:tblPrEx>
         <w:tc>
           <w:tcPr>
             <w:tcW w:w="2800" w:type="dxa"/>
@@ -1629,12 +1515,6 @@
         </w:tc>
       </w:tr>
       <w:tr>
-        <w:tblPrEx>
-          <w:tblCellMar>
-            <w:top w:w="0" w:type="dxa"/>
-            <w:bottom w:w="0" w:type="dxa"/>
-          </w:tblCellMar>
-        </w:tblPrEx>
         <w:tc>
           <w:tcPr>
             <w:tcW w:w="2800" w:type="dxa"/>
@@ -1695,12 +1575,6 @@
         </w:tc>
       </w:tr>
       <w:tr>
-        <w:tblPrEx>
-          <w:tblCellMar>
-            <w:top w:w="0" w:type="dxa"/>
-            <w:bottom w:w="0" w:type="dxa"/>
-          </w:tblCellMar>
-        </w:tblPrEx>
         <w:tc>
           <w:tcPr>
             <w:tcW w:w="2800" w:type="dxa"/>
@@ -1761,12 +1635,6 @@
         </w:tc>
       </w:tr>
       <w:tr>
-        <w:tblPrEx>
-          <w:tblCellMar>
-            <w:top w:w="0" w:type="dxa"/>
-            <w:bottom w:w="0" w:type="dxa"/>
-          </w:tblCellMar>
-        </w:tblPrEx>
         <w:tc>
           <w:tcPr>
             <w:tcW w:w="2800" w:type="dxa"/>
@@ -1827,12 +1695,6 @@
         </w:tc>
       </w:tr>
       <w:tr>
-        <w:tblPrEx>
-          <w:tblCellMar>
-            <w:top w:w="0" w:type="dxa"/>
-            <w:bottom w:w="0" w:type="dxa"/>
-          </w:tblCellMar>
-        </w:tblPrEx>
         <w:tc>
           <w:tcPr>
             <w:tcW w:w="2800" w:type="dxa"/>
@@ -1893,12 +1755,6 @@
         </w:tc>
       </w:tr>
       <w:tr>
-        <w:tblPrEx>
-          <w:tblCellMar>
-            <w:top w:w="0" w:type="dxa"/>
-            <w:bottom w:w="0" w:type="dxa"/>
-          </w:tblCellMar>
-        </w:tblPrEx>
         <w:tc>
           <w:tcPr>
             <w:tcW w:w="2800" w:type="dxa"/>
@@ -1959,12 +1815,6 @@
         </w:tc>
       </w:tr>
       <w:tr>
-        <w:tblPrEx>
-          <w:tblCellMar>
-            <w:top w:w="0" w:type="dxa"/>
-            <w:bottom w:w="0" w:type="dxa"/>
-          </w:tblCellMar>
-        </w:tblPrEx>
         <w:tc>
           <w:tcPr>
             <w:tcW w:w="2800" w:type="dxa"/>
@@ -2025,12 +1875,6 @@
         </w:tc>
       </w:tr>
       <w:tr>
-        <w:tblPrEx>
-          <w:tblCellMar>
-            <w:top w:w="0" w:type="dxa"/>
-            <w:bottom w:w="0" w:type="dxa"/>
-          </w:tblCellMar>
-        </w:tblPrEx>
         <w:tc>
           <w:tcPr>
             <w:tcW w:w="2800" w:type="dxa"/>
@@ -2091,12 +1935,6 @@
         </w:tc>
       </w:tr>
       <w:tr>
-        <w:tblPrEx>
-          <w:tblCellMar>
-            <w:top w:w="0" w:type="dxa"/>
-            <w:bottom w:w="0" w:type="dxa"/>
-          </w:tblCellMar>
-        </w:tblPrEx>
         <w:tc>
           <w:tcPr>
             <w:tcW w:w="2800" w:type="dxa"/>
@@ -2210,12 +2048,6 @@
         <w:gridCol w:w="1959"/>
       </w:tblGrid>
       <w:tr>
-        <w:tblPrEx>
-          <w:tblCellMar>
-            <w:top w:w="0" w:type="dxa"/>
-            <w:bottom w:w="0" w:type="dxa"/>
-          </w:tblCellMar>
-        </w:tblPrEx>
         <w:tc>
           <w:tcPr>
             <w:tcW w:w="2700" w:type="dxa"/>
@@ -2311,12 +2143,6 @@
         </w:tc>
       </w:tr>
       <w:tr>
-        <w:tblPrEx>
-          <w:tblCellMar>
-            <w:top w:w="0" w:type="dxa"/>
-            <w:bottom w:w="0" w:type="dxa"/>
-          </w:tblCellMar>
-        </w:tblPrEx>
         <w:tc>
           <w:tcPr>
             <w:tcW w:w="2700" w:type="dxa"/>
@@ -2405,12 +2231,6 @@
         </w:tc>
       </w:tr>
       <w:tr>
-        <w:tblPrEx>
-          <w:tblCellMar>
-            <w:top w:w="0" w:type="dxa"/>
-            <w:bottom w:w="0" w:type="dxa"/>
-          </w:tblCellMar>
-        </w:tblPrEx>
         <w:tc>
           <w:tcPr>
             <w:tcW w:w="2700" w:type="dxa"/>
@@ -2499,12 +2319,6 @@
         </w:tc>
       </w:tr>
       <w:tr>
-        <w:tblPrEx>
-          <w:tblCellMar>
-            <w:top w:w="0" w:type="dxa"/>
-            <w:bottom w:w="0" w:type="dxa"/>
-          </w:tblCellMar>
-        </w:tblPrEx>
         <w:tc>
           <w:tcPr>
             <w:tcW w:w="2700" w:type="dxa"/>
@@ -2593,12 +2407,6 @@
         </w:tc>
       </w:tr>
       <w:tr>
-        <w:tblPrEx>
-          <w:tblCellMar>
-            <w:top w:w="0" w:type="dxa"/>
-            <w:bottom w:w="0" w:type="dxa"/>
-          </w:tblCellMar>
-        </w:tblPrEx>
         <w:tc>
           <w:tcPr>
             <w:tcW w:w="2700" w:type="dxa"/>
@@ -2687,12 +2495,6 @@
         </w:tc>
       </w:tr>
       <w:tr>
-        <w:tblPrEx>
-          <w:tblCellMar>
-            <w:top w:w="0" w:type="dxa"/>
-            <w:bottom w:w="0" w:type="dxa"/>
-          </w:tblCellMar>
-        </w:tblPrEx>
         <w:tc>
           <w:tcPr>
             <w:tcW w:w="2700" w:type="dxa"/>
@@ -2781,12 +2583,6 @@
         </w:tc>
       </w:tr>
       <w:tr>
-        <w:tblPrEx>
-          <w:tblCellMar>
-            <w:top w:w="0" w:type="dxa"/>
-            <w:bottom w:w="0" w:type="dxa"/>
-          </w:tblCellMar>
-        </w:tblPrEx>
         <w:tc>
           <w:tcPr>
             <w:tcW w:w="2700" w:type="dxa"/>
@@ -2875,12 +2671,6 @@
         </w:tc>
       </w:tr>
       <w:tr>
-        <w:tblPrEx>
-          <w:tblCellMar>
-            <w:top w:w="0" w:type="dxa"/>
-            <w:bottom w:w="0" w:type="dxa"/>
-          </w:tblCellMar>
-        </w:tblPrEx>
         <w:tc>
           <w:tcPr>
             <w:tcW w:w="2700" w:type="dxa"/>
@@ -2979,7 +2769,13 @@
         <w:pStyle w:val="Heading2"/>
       </w:pPr>
       <w:r>
-        <w:t>2.4 New mirror/ Folders (V3)</w:t>
+        <w:t xml:space="preserve">2.4 </w:t>
+      </w:r>
+      <w:r>
+        <w:t xml:space="preserve">‘Ask Aruvi’ mirror </w:t>
+      </w:r>
+      <w:r>
+        <w:t>Folders (V3)</w:t>
       </w:r>
     </w:p>
     <w:p>
@@ -3021,12 +2817,6 @@
         <w:gridCol w:w="2858"/>
       </w:tblGrid>
       <w:tr>
-        <w:tblPrEx>
-          <w:tblCellMar>
-            <w:top w:w="0" w:type="dxa"/>
-            <w:bottom w:w="0" w:type="dxa"/>
-          </w:tblCellMar>
-        </w:tblPrEx>
         <w:tc>
           <w:tcPr>
             <w:tcW w:w="2200" w:type="dxa"/>
@@ -3123,12 +2913,6 @@
         </w:tc>
       </w:tr>
       <w:tr>
-        <w:tblPrEx>
-          <w:tblCellMar>
-            <w:top w:w="0" w:type="dxa"/>
-            <w:bottom w:w="0" w:type="dxa"/>
-          </w:tblCellMar>
-        </w:tblPrEx>
         <w:tc>
           <w:tcPr>
             <w:tcW w:w="2200" w:type="dxa"/>
@@ -3191,15 +2975,7 @@
                 <w:sz w:val="18"/>
                 <w:szCs w:val="18"/>
               </w:rPr>
-              <w:t xml:space="preserve"> </w:t>
-            </w:r>
-            <w:r>
-              <w:rPr>
-                <w:rFonts w:cs="Arial"/>
-                <w:sz w:val="18"/>
-                <w:szCs w:val="18"/>
-              </w:rPr>
-              <w:t xml:space="preserve">The docx equivalent exists in the route </w:t>
+              <w:t xml:space="preserve"> The docx equivalent exists in the route </w:t>
             </w:r>
             <w:r>
               <w:rPr>
@@ -3249,12 +3025,6 @@
         </w:tc>
       </w:tr>
       <w:tr>
-        <w:tblPrEx>
-          <w:tblCellMar>
-            <w:top w:w="0" w:type="dxa"/>
-            <w:bottom w:w="0" w:type="dxa"/>
-          </w:tblCellMar>
-        </w:tblPrEx>
         <w:tc>
           <w:tcPr>
             <w:tcW w:w="2200" w:type="dxa"/>
@@ -3343,12 +3113,6 @@
         </w:tc>
       </w:tr>
       <w:tr>
-        <w:tblPrEx>
-          <w:tblCellMar>
-            <w:top w:w="0" w:type="dxa"/>
-            <w:bottom w:w="0" w:type="dxa"/>
-          </w:tblCellMar>
-        </w:tblPrEx>
         <w:tc>
           <w:tcPr>
             <w:tcW w:w="2200" w:type="dxa"/>
@@ -3489,12 +3253,6 @@
         <w:gridCol w:w="4960"/>
       </w:tblGrid>
       <w:tr>
-        <w:tblPrEx>
-          <w:tblCellMar>
-            <w:top w:w="0" w:type="dxa"/>
-            <w:bottom w:w="0" w:type="dxa"/>
-          </w:tblCellMar>
-        </w:tblPrEx>
         <w:tc>
           <w:tcPr>
             <w:tcW w:w="1800" w:type="dxa"/>
@@ -3590,12 +3348,6 @@
         </w:tc>
       </w:tr>
       <w:tr>
-        <w:tblPrEx>
-          <w:tblCellMar>
-            <w:top w:w="0" w:type="dxa"/>
-            <w:bottom w:w="0" w:type="dxa"/>
-          </w:tblCellMar>
-        </w:tblPrEx>
         <w:tc>
           <w:tcPr>
             <w:tcW w:w="1800" w:type="dxa"/>
@@ -3684,12 +3436,6 @@
         </w:tc>
       </w:tr>
       <w:tr>
-        <w:tblPrEx>
-          <w:tblCellMar>
-            <w:top w:w="0" w:type="dxa"/>
-            <w:bottom w:w="0" w:type="dxa"/>
-          </w:tblCellMar>
-        </w:tblPrEx>
         <w:tc>
           <w:tcPr>
             <w:tcW w:w="1800" w:type="dxa"/>
@@ -3778,12 +3524,6 @@
         </w:tc>
       </w:tr>
       <w:tr>
-        <w:tblPrEx>
-          <w:tblCellMar>
-            <w:top w:w="0" w:type="dxa"/>
-            <w:bottom w:w="0" w:type="dxa"/>
-          </w:tblCellMar>
-        </w:tblPrEx>
         <w:tc>
           <w:tcPr>
             <w:tcW w:w="1800" w:type="dxa"/>
@@ -3872,12 +3612,6 @@
         </w:tc>
       </w:tr>
       <w:tr>
-        <w:tblPrEx>
-          <w:tblCellMar>
-            <w:top w:w="0" w:type="dxa"/>
-            <w:bottom w:w="0" w:type="dxa"/>
-          </w:tblCellMar>
-        </w:tblPrEx>
         <w:tc>
           <w:tcPr>
             <w:tcW w:w="1800" w:type="dxa"/>
@@ -4007,12 +3741,6 @@
         <w:gridCol w:w="1477"/>
       </w:tblGrid>
       <w:tr>
-        <w:tblPrEx>
-          <w:tblCellMar>
-            <w:top w:w="0" w:type="dxa"/>
-            <w:bottom w:w="0" w:type="dxa"/>
-          </w:tblCellMar>
-        </w:tblPrEx>
         <w:tc>
           <w:tcPr>
             <w:tcW w:w="2800" w:type="dxa"/>
@@ -4108,12 +3836,6 @@
         </w:tc>
       </w:tr>
       <w:tr>
-        <w:tblPrEx>
-          <w:tblCellMar>
-            <w:top w:w="0" w:type="dxa"/>
-            <w:bottom w:w="0" w:type="dxa"/>
-          </w:tblCellMar>
-        </w:tblPrEx>
         <w:tc>
           <w:tcPr>
             <w:tcW w:w="2800" w:type="dxa"/>
@@ -4202,12 +3924,6 @@
         </w:tc>
       </w:tr>
       <w:tr>
-        <w:tblPrEx>
-          <w:tblCellMar>
-            <w:top w:w="0" w:type="dxa"/>
-            <w:bottom w:w="0" w:type="dxa"/>
-          </w:tblCellMar>
-        </w:tblPrEx>
         <w:tc>
           <w:tcPr>
             <w:tcW w:w="2800" w:type="dxa"/>
@@ -4296,12 +4012,6 @@
         </w:tc>
       </w:tr>
       <w:tr>
-        <w:tblPrEx>
-          <w:tblCellMar>
-            <w:top w:w="0" w:type="dxa"/>
-            <w:bottom w:w="0" w:type="dxa"/>
-          </w:tblCellMar>
-        </w:tblPrEx>
         <w:tc>
           <w:tcPr>
             <w:tcW w:w="2800" w:type="dxa"/>
@@ -4391,12 +4101,6 @@
         </w:tc>
       </w:tr>
       <w:tr>
-        <w:tblPrEx>
-          <w:tblCellMar>
-            <w:top w:w="0" w:type="dxa"/>
-            <w:bottom w:w="0" w:type="dxa"/>
-          </w:tblCellMar>
-        </w:tblPrEx>
         <w:tc>
           <w:tcPr>
             <w:tcW w:w="2800" w:type="dxa"/>
@@ -4485,12 +4189,6 @@
         </w:tc>
       </w:tr>
       <w:tr>
-        <w:tblPrEx>
-          <w:tblCellMar>
-            <w:top w:w="0" w:type="dxa"/>
-            <w:bottom w:w="0" w:type="dxa"/>
-          </w:tblCellMar>
-        </w:tblPrEx>
         <w:tc>
           <w:tcPr>
             <w:tcW w:w="2800" w:type="dxa"/>
@@ -4579,12 +4277,6 @@
         </w:tc>
       </w:tr>
       <w:tr>
-        <w:tblPrEx>
-          <w:tblCellMar>
-            <w:top w:w="0" w:type="dxa"/>
-            <w:bottom w:w="0" w:type="dxa"/>
-          </w:tblCellMar>
-        </w:tblPrEx>
         <w:tc>
           <w:tcPr>
             <w:tcW w:w="2800" w:type="dxa"/>
@@ -4673,12 +4365,6 @@
         </w:tc>
       </w:tr>
       <w:tr>
-        <w:tblPrEx>
-          <w:tblCellMar>
-            <w:top w:w="0" w:type="dxa"/>
-            <w:bottom w:w="0" w:type="dxa"/>
-          </w:tblCellMar>
-        </w:tblPrEx>
         <w:tc>
           <w:tcPr>
             <w:tcW w:w="2800" w:type="dxa"/>
@@ -4767,12 +4453,6 @@
         </w:tc>
       </w:tr>
       <w:tr>
-        <w:tblPrEx>
-          <w:tblCellMar>
-            <w:top w:w="0" w:type="dxa"/>
-            <w:bottom w:w="0" w:type="dxa"/>
-          </w:tblCellMar>
-        </w:tblPrEx>
         <w:tc>
           <w:tcPr>
             <w:tcW w:w="2800" w:type="dxa"/>
@@ -4934,12 +4614,6 @@
         <w:gridCol w:w="6546"/>
       </w:tblGrid>
       <w:tr>
-        <w:tblPrEx>
-          <w:tblCellMar>
-            <w:top w:w="0" w:type="dxa"/>
-            <w:bottom w:w="0" w:type="dxa"/>
-          </w:tblCellMar>
-        </w:tblPrEx>
         <w:tc>
           <w:tcPr>
             <w:tcW w:w="1600" w:type="dxa"/>
@@ -5036,12 +4710,6 @@
         </w:tc>
       </w:tr>
       <w:tr>
-        <w:tblPrEx>
-          <w:tblCellMar>
-            <w:top w:w="0" w:type="dxa"/>
-            <w:bottom w:w="0" w:type="dxa"/>
-          </w:tblCellMar>
-        </w:tblPrEx>
         <w:tc>
           <w:tcPr>
             <w:tcW w:w="1600" w:type="dxa"/>
@@ -5130,12 +4798,6 @@
         </w:tc>
       </w:tr>
       <w:tr>
-        <w:tblPrEx>
-          <w:tblCellMar>
-            <w:top w:w="0" w:type="dxa"/>
-            <w:bottom w:w="0" w:type="dxa"/>
-          </w:tblCellMar>
-        </w:tblPrEx>
         <w:tc>
           <w:tcPr>
             <w:tcW w:w="1600" w:type="dxa"/>
@@ -5224,12 +4886,6 @@
         </w:tc>
       </w:tr>
       <w:tr>
-        <w:tblPrEx>
-          <w:tblCellMar>
-            <w:top w:w="0" w:type="dxa"/>
-            <w:bottom w:w="0" w:type="dxa"/>
-          </w:tblCellMar>
-        </w:tblPrEx>
         <w:tc>
           <w:tcPr>
             <w:tcW w:w="1600" w:type="dxa"/>
@@ -5318,12 +4974,6 @@
         </w:tc>
       </w:tr>
       <w:tr>
-        <w:tblPrEx>
-          <w:tblCellMar>
-            <w:top w:w="0" w:type="dxa"/>
-            <w:bottom w:w="0" w:type="dxa"/>
-          </w:tblCellMar>
-        </w:tblPrEx>
         <w:tc>
           <w:tcPr>
             <w:tcW w:w="1600" w:type="dxa"/>
@@ -5412,12 +5062,6 @@
         </w:tc>
       </w:tr>
       <w:tr>
-        <w:tblPrEx>
-          <w:tblCellMar>
-            <w:top w:w="0" w:type="dxa"/>
-            <w:bottom w:w="0" w:type="dxa"/>
-          </w:tblCellMar>
-        </w:tblPrEx>
         <w:tc>
           <w:tcPr>
             <w:tcW w:w="1600" w:type="dxa"/>
@@ -5506,12 +5150,6 @@
         </w:tc>
       </w:tr>
       <w:tr>
-        <w:tblPrEx>
-          <w:tblCellMar>
-            <w:top w:w="0" w:type="dxa"/>
-            <w:bottom w:w="0" w:type="dxa"/>
-          </w:tblCellMar>
-        </w:tblPrEx>
         <w:tc>
           <w:tcPr>
             <w:tcW w:w="1600" w:type="dxa"/>
@@ -5600,12 +5238,6 @@
         </w:tc>
       </w:tr>
       <w:tr>
-        <w:tblPrEx>
-          <w:tblCellMar>
-            <w:top w:w="0" w:type="dxa"/>
-            <w:bottom w:w="0" w:type="dxa"/>
-          </w:tblCellMar>
-        </w:tblPrEx>
         <w:tc>
           <w:tcPr>
             <w:tcW w:w="1600" w:type="dxa"/>
@@ -5694,12 +5326,6 @@
         </w:tc>
       </w:tr>
       <w:tr>
-        <w:tblPrEx>
-          <w:tblCellMar>
-            <w:top w:w="0" w:type="dxa"/>
-            <w:bottom w:w="0" w:type="dxa"/>
-          </w:tblCellMar>
-        </w:tblPrEx>
         <w:tc>
           <w:tcPr>
             <w:tcW w:w="1600" w:type="dxa"/>
@@ -5788,12 +5414,6 @@
         </w:tc>
       </w:tr>
       <w:tr>
-        <w:tblPrEx>
-          <w:tblCellMar>
-            <w:top w:w="0" w:type="dxa"/>
-            <w:bottom w:w="0" w:type="dxa"/>
-          </w:tblCellMar>
-        </w:tblPrEx>
         <w:tc>
           <w:tcPr>
             <w:tcW w:w="1600" w:type="dxa"/>
@@ -5882,12 +5502,6 @@
         </w:tc>
       </w:tr>
       <w:tr>
-        <w:tblPrEx>
-          <w:tblCellMar>
-            <w:top w:w="0" w:type="dxa"/>
-            <w:bottom w:w="0" w:type="dxa"/>
-          </w:tblCellMar>
-        </w:tblPrEx>
         <w:tc>
           <w:tcPr>
             <w:tcW w:w="1600" w:type="dxa"/>
@@ -6030,12 +5644,6 @@
         <w:gridCol w:w="6283"/>
       </w:tblGrid>
       <w:tr>
-        <w:tblPrEx>
-          <w:tblCellMar>
-            <w:top w:w="0" w:type="dxa"/>
-            <w:bottom w:w="0" w:type="dxa"/>
-          </w:tblCellMar>
-        </w:tblPrEx>
         <w:tc>
           <w:tcPr>
             <w:tcW w:w="1900" w:type="dxa"/>
@@ -6131,12 +5739,6 @@
         </w:tc>
       </w:tr>
       <w:tr>
-        <w:tblPrEx>
-          <w:tblCellMar>
-            <w:top w:w="0" w:type="dxa"/>
-            <w:bottom w:w="0" w:type="dxa"/>
-          </w:tblCellMar>
-        </w:tblPrEx>
         <w:tc>
           <w:tcPr>
             <w:tcW w:w="1900" w:type="dxa"/>
@@ -6225,12 +5827,6 @@
         </w:tc>
       </w:tr>
       <w:tr>
-        <w:tblPrEx>
-          <w:tblCellMar>
-            <w:top w:w="0" w:type="dxa"/>
-            <w:bottom w:w="0" w:type="dxa"/>
-          </w:tblCellMar>
-        </w:tblPrEx>
         <w:tc>
           <w:tcPr>
             <w:tcW w:w="1900" w:type="dxa"/>
@@ -6319,12 +5915,6 @@
         </w:tc>
       </w:tr>
       <w:tr>
-        <w:tblPrEx>
-          <w:tblCellMar>
-            <w:top w:w="0" w:type="dxa"/>
-            <w:bottom w:w="0" w:type="dxa"/>
-          </w:tblCellMar>
-        </w:tblPrEx>
         <w:tc>
           <w:tcPr>
             <w:tcW w:w="1900" w:type="dxa"/>
@@ -6413,12 +6003,6 @@
         </w:tc>
       </w:tr>
       <w:tr>
-        <w:tblPrEx>
-          <w:tblCellMar>
-            <w:top w:w="0" w:type="dxa"/>
-            <w:bottom w:w="0" w:type="dxa"/>
-          </w:tblCellMar>
-        </w:tblPrEx>
         <w:tc>
           <w:tcPr>
             <w:tcW w:w="1900" w:type="dxa"/>
@@ -6507,12 +6091,6 @@
         </w:tc>
       </w:tr>
       <w:tr>
-        <w:tblPrEx>
-          <w:tblCellMar>
-            <w:top w:w="0" w:type="dxa"/>
-            <w:bottom w:w="0" w:type="dxa"/>
-          </w:tblCellMar>
-        </w:tblPrEx>
         <w:tc>
           <w:tcPr>
             <w:tcW w:w="1900" w:type="dxa"/>
@@ -6601,12 +6179,6 @@
         </w:tc>
       </w:tr>
       <w:tr>
-        <w:tblPrEx>
-          <w:tblCellMar>
-            <w:top w:w="0" w:type="dxa"/>
-            <w:bottom w:w="0" w:type="dxa"/>
-          </w:tblCellMar>
-        </w:tblPrEx>
         <w:tc>
           <w:tcPr>
             <w:tcW w:w="1900" w:type="dxa"/>
@@ -6695,12 +6267,6 @@
         </w:tc>
       </w:tr>
       <w:tr>
-        <w:tblPrEx>
-          <w:tblCellMar>
-            <w:top w:w="0" w:type="dxa"/>
-            <w:bottom w:w="0" w:type="dxa"/>
-          </w:tblCellMar>
-        </w:tblPrEx>
         <w:tc>
           <w:tcPr>
             <w:tcW w:w="1900" w:type="dxa"/>
@@ -6789,12 +6355,6 @@
         </w:tc>
       </w:tr>
       <w:tr>
-        <w:tblPrEx>
-          <w:tblCellMar>
-            <w:top w:w="0" w:type="dxa"/>
-            <w:bottom w:w="0" w:type="dxa"/>
-          </w:tblCellMar>
-        </w:tblPrEx>
         <w:tc>
           <w:tcPr>
             <w:tcW w:w="1900" w:type="dxa"/>
@@ -6883,12 +6443,6 @@
         </w:tc>
       </w:tr>
       <w:tr>
-        <w:tblPrEx>
-          <w:tblCellMar>
-            <w:top w:w="0" w:type="dxa"/>
-            <w:bottom w:w="0" w:type="dxa"/>
-          </w:tblCellMar>
-        </w:tblPrEx>
         <w:tc>
           <w:tcPr>
             <w:tcW w:w="1900" w:type="dxa"/>
@@ -6977,12 +6531,6 @@
         </w:tc>
       </w:tr>
       <w:tr>
-        <w:tblPrEx>
-          <w:tblCellMar>
-            <w:top w:w="0" w:type="dxa"/>
-            <w:bottom w:w="0" w:type="dxa"/>
-          </w:tblCellMar>
-        </w:tblPrEx>
         <w:tc>
           <w:tcPr>
             <w:tcW w:w="1900" w:type="dxa"/>
@@ -7071,12 +6619,6 @@
         </w:tc>
       </w:tr>
       <w:tr>
-        <w:tblPrEx>
-          <w:tblCellMar>
-            <w:top w:w="0" w:type="dxa"/>
-            <w:bottom w:w="0" w:type="dxa"/>
-          </w:tblCellMar>
-        </w:tblPrEx>
         <w:tc>
           <w:tcPr>
             <w:tcW w:w="1900" w:type="dxa"/>
@@ -7165,12 +6707,6 @@
         </w:tc>
       </w:tr>
       <w:tr>
-        <w:tblPrEx>
-          <w:tblCellMar>
-            <w:top w:w="0" w:type="dxa"/>
-            <w:bottom w:w="0" w:type="dxa"/>
-          </w:tblCellMar>
-        </w:tblPrEx>
         <w:tc>
           <w:tcPr>
             <w:tcW w:w="1900" w:type="dxa"/>
@@ -7259,12 +6795,6 @@
         </w:tc>
       </w:tr>
       <w:tr>
-        <w:tblPrEx>
-          <w:tblCellMar>
-            <w:top w:w="0" w:type="dxa"/>
-            <w:bottom w:w="0" w:type="dxa"/>
-          </w:tblCellMar>
-        </w:tblPrEx>
         <w:tc>
           <w:tcPr>
             <w:tcW w:w="1900" w:type="dxa"/>
@@ -7353,12 +6883,6 @@
         </w:tc>
       </w:tr>
       <w:tr>
-        <w:tblPrEx>
-          <w:tblCellMar>
-            <w:top w:w="0" w:type="dxa"/>
-            <w:bottom w:w="0" w:type="dxa"/>
-          </w:tblCellMar>
-        </w:tblPrEx>
         <w:tc>
           <w:tcPr>
             <w:tcW w:w="1900" w:type="dxa"/>
@@ -7448,12 +6972,6 @@
         </w:tc>
       </w:tr>
       <w:tr>
-        <w:tblPrEx>
-          <w:tblCellMar>
-            <w:top w:w="0" w:type="dxa"/>
-            <w:bottom w:w="0" w:type="dxa"/>
-          </w:tblCellMar>
-        </w:tblPrEx>
         <w:tc>
           <w:tcPr>
             <w:tcW w:w="1900" w:type="dxa"/>
@@ -7542,12 +7060,6 @@
         </w:tc>
       </w:tr>
       <w:tr>
-        <w:tblPrEx>
-          <w:tblCellMar>
-            <w:top w:w="0" w:type="dxa"/>
-            <w:bottom w:w="0" w:type="dxa"/>
-          </w:tblCellMar>
-        </w:tblPrEx>
         <w:tc>
           <w:tcPr>
             <w:tcW w:w="1900" w:type="dxa"/>
@@ -7688,12 +7200,6 @@
         <w:gridCol w:w="6808"/>
       </w:tblGrid>
       <w:tr>
-        <w:tblPrEx>
-          <w:tblCellMar>
-            <w:top w:w="0" w:type="dxa"/>
-            <w:bottom w:w="0" w:type="dxa"/>
-          </w:tblCellMar>
-        </w:tblPrEx>
         <w:tc>
           <w:tcPr>
             <w:tcW w:w="1600" w:type="dxa"/>
@@ -7789,12 +7295,6 @@
         </w:tc>
       </w:tr>
       <w:tr>
-        <w:tblPrEx>
-          <w:tblCellMar>
-            <w:top w:w="0" w:type="dxa"/>
-            <w:bottom w:w="0" w:type="dxa"/>
-          </w:tblCellMar>
-        </w:tblPrEx>
         <w:tc>
           <w:tcPr>
             <w:tcW w:w="1600" w:type="dxa"/>
@@ -7883,12 +7383,6 @@
         </w:tc>
       </w:tr>
       <w:tr>
-        <w:tblPrEx>
-          <w:tblCellMar>
-            <w:top w:w="0" w:type="dxa"/>
-            <w:bottom w:w="0" w:type="dxa"/>
-          </w:tblCellMar>
-        </w:tblPrEx>
         <w:tc>
           <w:tcPr>
             <w:tcW w:w="1600" w:type="dxa"/>
@@ -7977,12 +7471,6 @@
         </w:tc>
       </w:tr>
       <w:tr>
-        <w:tblPrEx>
-          <w:tblCellMar>
-            <w:top w:w="0" w:type="dxa"/>
-            <w:bottom w:w="0" w:type="dxa"/>
-          </w:tblCellMar>
-        </w:tblPrEx>
         <w:tc>
           <w:tcPr>
             <w:tcW w:w="1600" w:type="dxa"/>
@@ -8071,12 +7559,6 @@
         </w:tc>
       </w:tr>
       <w:tr>
-        <w:tblPrEx>
-          <w:tblCellMar>
-            <w:top w:w="0" w:type="dxa"/>
-            <w:bottom w:w="0" w:type="dxa"/>
-          </w:tblCellMar>
-        </w:tblPrEx>
         <w:tc>
           <w:tcPr>
             <w:tcW w:w="1600" w:type="dxa"/>
@@ -8165,12 +7647,6 @@
         </w:tc>
       </w:tr>
       <w:tr>
-        <w:tblPrEx>
-          <w:tblCellMar>
-            <w:top w:w="0" w:type="dxa"/>
-            <w:bottom w:w="0" w:type="dxa"/>
-          </w:tblCellMar>
-        </w:tblPrEx>
         <w:tc>
           <w:tcPr>
             <w:tcW w:w="1600" w:type="dxa"/>
@@ -8259,12 +7735,6 @@
         </w:tc>
       </w:tr>
       <w:tr>
-        <w:tblPrEx>
-          <w:tblCellMar>
-            <w:top w:w="0" w:type="dxa"/>
-            <w:bottom w:w="0" w:type="dxa"/>
-          </w:tblCellMar>
-        </w:tblPrEx>
         <w:tc>
           <w:tcPr>
             <w:tcW w:w="1600" w:type="dxa"/>
@@ -8353,12 +7823,6 @@
         </w:tc>
       </w:tr>
       <w:tr>
-        <w:tblPrEx>
-          <w:tblCellMar>
-            <w:top w:w="0" w:type="dxa"/>
-            <w:bottom w:w="0" w:type="dxa"/>
-          </w:tblCellMar>
-        </w:tblPrEx>
         <w:tc>
           <w:tcPr>
             <w:tcW w:w="1600" w:type="dxa"/>
@@ -8447,12 +7911,6 @@
         </w:tc>
       </w:tr>
       <w:tr>
-        <w:tblPrEx>
-          <w:tblCellMar>
-            <w:top w:w="0" w:type="dxa"/>
-            <w:bottom w:w="0" w:type="dxa"/>
-          </w:tblCellMar>
-        </w:tblPrEx>
         <w:tc>
           <w:tcPr>
             <w:tcW w:w="1600" w:type="dxa"/>
@@ -8593,12 +8051,6 @@
         <w:gridCol w:w="6360"/>
       </w:tblGrid>
       <w:tr>
-        <w:tblPrEx>
-          <w:tblCellMar>
-            <w:top w:w="0" w:type="dxa"/>
-            <w:bottom w:w="0" w:type="dxa"/>
-          </w:tblCellMar>
-        </w:tblPrEx>
         <w:tc>
           <w:tcPr>
             <w:tcW w:w="3000" w:type="dxa"/>
@@ -8663,12 +8115,6 @@
         </w:tc>
       </w:tr>
       <w:tr>
-        <w:tblPrEx>
-          <w:tblCellMar>
-            <w:top w:w="0" w:type="dxa"/>
-            <w:bottom w:w="0" w:type="dxa"/>
-          </w:tblCellMar>
-        </w:tblPrEx>
         <w:tc>
           <w:tcPr>
             <w:tcW w:w="3000" w:type="dxa"/>
@@ -8729,12 +8175,6 @@
         </w:tc>
       </w:tr>
       <w:tr>
-        <w:tblPrEx>
-          <w:tblCellMar>
-            <w:top w:w="0" w:type="dxa"/>
-            <w:bottom w:w="0" w:type="dxa"/>
-          </w:tblCellMar>
-        </w:tblPrEx>
         <w:tc>
           <w:tcPr>
             <w:tcW w:w="3000" w:type="dxa"/>
@@ -8795,12 +8235,6 @@
         </w:tc>
       </w:tr>
       <w:tr>
-        <w:tblPrEx>
-          <w:tblCellMar>
-            <w:top w:w="0" w:type="dxa"/>
-            <w:bottom w:w="0" w:type="dxa"/>
-          </w:tblCellMar>
-        </w:tblPrEx>
         <w:tc>
           <w:tcPr>
             <w:tcW w:w="3000" w:type="dxa"/>
@@ -8861,12 +8295,6 @@
         </w:tc>
       </w:tr>
       <w:tr>
-        <w:tblPrEx>
-          <w:tblCellMar>
-            <w:top w:w="0" w:type="dxa"/>
-            <w:bottom w:w="0" w:type="dxa"/>
-          </w:tblCellMar>
-        </w:tblPrEx>
         <w:tc>
           <w:tcPr>
             <w:tcW w:w="3000" w:type="dxa"/>
@@ -8927,12 +8355,6 @@
         </w:tc>
       </w:tr>
       <w:tr>
-        <w:tblPrEx>
-          <w:tblCellMar>
-            <w:top w:w="0" w:type="dxa"/>
-            <w:bottom w:w="0" w:type="dxa"/>
-          </w:tblCellMar>
-        </w:tblPrEx>
         <w:tc>
           <w:tcPr>
             <w:tcW w:w="3000" w:type="dxa"/>
@@ -8993,12 +8415,6 @@
         </w:tc>
       </w:tr>
       <w:tr>
-        <w:tblPrEx>
-          <w:tblCellMar>
-            <w:top w:w="0" w:type="dxa"/>
-            <w:bottom w:w="0" w:type="dxa"/>
-          </w:tblCellMar>
-        </w:tblPrEx>
         <w:tc>
           <w:tcPr>
             <w:tcW w:w="3000" w:type="dxa"/>
@@ -9059,12 +8475,6 @@
         </w:tc>
       </w:tr>
       <w:tr>
-        <w:tblPrEx>
-          <w:tblCellMar>
-            <w:top w:w="0" w:type="dxa"/>
-            <w:bottom w:w="0" w:type="dxa"/>
-          </w:tblCellMar>
-        </w:tblPrEx>
         <w:tc>
           <w:tcPr>
             <w:tcW w:w="3000" w:type="dxa"/>
@@ -9125,12 +8535,6 @@
         </w:tc>
       </w:tr>
       <w:tr>
-        <w:tblPrEx>
-          <w:tblCellMar>
-            <w:top w:w="0" w:type="dxa"/>
-            <w:bottom w:w="0" w:type="dxa"/>
-          </w:tblCellMar>
-        </w:tblPrEx>
         <w:tc>
           <w:tcPr>
             <w:tcW w:w="3000" w:type="dxa"/>
@@ -9191,12 +8595,6 @@
         </w:tc>
       </w:tr>
       <w:tr>
-        <w:tblPrEx>
-          <w:tblCellMar>
-            <w:top w:w="0" w:type="dxa"/>
-            <w:bottom w:w="0" w:type="dxa"/>
-          </w:tblCellMar>
-        </w:tblPrEx>
         <w:tc>
           <w:tcPr>
             <w:tcW w:w="3000" w:type="dxa"/>
@@ -9257,12 +8655,6 @@
         </w:tc>
       </w:tr>
       <w:tr>
-        <w:tblPrEx>
-          <w:tblCellMar>
-            <w:top w:w="0" w:type="dxa"/>
-            <w:bottom w:w="0" w:type="dxa"/>
-          </w:tblCellMar>
-        </w:tblPrEx>
         <w:tc>
           <w:tcPr>
             <w:tcW w:w="3000" w:type="dxa"/>
@@ -9323,12 +8715,6 @@
         </w:tc>
       </w:tr>
       <w:tr>
-        <w:tblPrEx>
-          <w:tblCellMar>
-            <w:top w:w="0" w:type="dxa"/>
-            <w:bottom w:w="0" w:type="dxa"/>
-          </w:tblCellMar>
-        </w:tblPrEx>
         <w:tc>
           <w:tcPr>
             <w:tcW w:w="3000" w:type="dxa"/>
@@ -9389,12 +8775,6 @@
         </w:tc>
       </w:tr>
       <w:tr>
-        <w:tblPrEx>
-          <w:tblCellMar>
-            <w:top w:w="0" w:type="dxa"/>
-            <w:bottom w:w="0" w:type="dxa"/>
-          </w:tblCellMar>
-        </w:tblPrEx>
         <w:tc>
           <w:tcPr>
             <w:tcW w:w="3000" w:type="dxa"/>
@@ -9465,12 +8845,21 @@
         <w:pStyle w:val="Heading1"/>
       </w:pPr>
       <w:r>
-        <w:t>7 · Skills Inventory</w:t>
+        <w:t>7 · Skills</w:t>
+      </w:r>
+      <w:r>
+        <w:t xml:space="preserve"> &amp; prompt</w:t>
+      </w:r>
+      <w:r>
+        <w:t xml:space="preserve"> Inventory</w:t>
       </w:r>
     </w:p>
     <w:p>
       <w:pPr>
         <w:spacing w:before="60" w:after="60"/>
+        <w:rPr>
+          <w:rFonts w:cs="Arial"/>
+        </w:rPr>
       </w:pPr>
       <w:r>
         <w:rPr>
@@ -9478,6 +8867,431 @@
         </w:rPr>
         <w:t>The Aruvi skills/ folder contains installable skill bundles for Cowork sessions. Each skill consists of a SKILL.md (instructions only) and, where applicable, a scripts/ subfolder.</w:t>
       </w:r>
+    </w:p>
+    <w:p>
+      <w:pPr>
+        <w:spacing w:before="60" w:after="60"/>
+        <w:rPr>
+          <w:rFonts w:cs="Arial"/>
+        </w:rPr>
+      </w:pPr>
+    </w:p>
+    <w:p>
+      <w:pPr>
+        <w:spacing w:before="60" w:after="60"/>
+      </w:pPr>
+    </w:p>
+    <w:tbl>
+      <w:tblPr>
+        <w:tblW w:w="8097" w:type="dxa"/>
+        <w:tblBorders>
+          <w:top w:val="single" w:sz="4" w:space="0" w:color="auto"/>
+          <w:left w:val="single" w:sz="4" w:space="0" w:color="auto"/>
+          <w:bottom w:val="single" w:sz="4" w:space="0" w:color="auto"/>
+          <w:right w:val="single" w:sz="4" w:space="0" w:color="auto"/>
+          <w:insideH w:val="single" w:sz="4" w:space="0" w:color="auto"/>
+          <w:insideV w:val="single" w:sz="4" w:space="0" w:color="auto"/>
+        </w:tblBorders>
+        <w:tblCellMar>
+          <w:left w:w="10" w:type="dxa"/>
+          <w:right w:w="10" w:type="dxa"/>
+        </w:tblCellMar>
+        <w:tblLook w:val="04A0" w:firstRow="1" w:lastRow="0" w:firstColumn="1" w:lastColumn="0" w:noHBand="0" w:noVBand="1"/>
+      </w:tblPr>
+      <w:tblGrid>
+        <w:gridCol w:w="3965"/>
+        <w:gridCol w:w="4132"/>
+      </w:tblGrid>
+      <w:tr>
+        <w:tc>
+          <w:tcPr>
+            <w:tcW w:w="3965" w:type="dxa"/>
+            <w:tcBorders>
+              <w:top w:val="single" w:sz="1" w:space="0" w:color="1A6B72"/>
+              <w:left w:val="single" w:sz="1" w:space="0" w:color="1A6B72"/>
+              <w:bottom w:val="single" w:sz="1" w:space="0" w:color="1A6B72"/>
+              <w:right w:val="single" w:sz="1" w:space="0" w:color="1A6B72"/>
+            </w:tcBorders>
+            <w:shd w:val="clear" w:color="auto" w:fill="E6F4F5"/>
+            <w:tcMar>
+              <w:top w:w="80" w:type="dxa"/>
+              <w:left w:w="120" w:type="dxa"/>
+              <w:bottom w:w="80" w:type="dxa"/>
+              <w:right w:w="120" w:type="dxa"/>
+            </w:tcMar>
+          </w:tcPr>
+          <w:p>
+            <w:pPr>
+              <w:jc w:val="center"/>
+              <w:rPr>
+                <w:rFonts w:cs="Arial"/>
+                <w:b/>
+                <w:bCs/>
+                <w:color w:val="1A6B72"/>
+                <w:sz w:val="18"/>
+                <w:szCs w:val="18"/>
+              </w:rPr>
+            </w:pPr>
+            <w:r>
+              <w:rPr>
+                <w:rFonts w:cs="Arial"/>
+                <w:b/>
+                <w:bCs/>
+                <w:color w:val="1A6B72"/>
+                <w:sz w:val="18"/>
+                <w:szCs w:val="18"/>
+              </w:rPr>
+              <w:t>Prompt</w:t>
+            </w:r>
+            <w:r>
+              <w:rPr>
+                <w:rFonts w:cs="Arial"/>
+                <w:b/>
+                <w:bCs/>
+                <w:color w:val="1A6B72"/>
+                <w:sz w:val="18"/>
+                <w:szCs w:val="18"/>
+              </w:rPr>
+              <w:t xml:space="preserve"> folder</w:t>
+            </w:r>
+            <w:r>
+              <w:rPr>
+                <w:rFonts w:cs="Arial"/>
+                <w:b/>
+                <w:bCs/>
+                <w:color w:val="1A6B72"/>
+                <w:sz w:val="18"/>
+                <w:szCs w:val="18"/>
+              </w:rPr>
+              <w:t xml:space="preserve"> (</w:t>
+            </w:r>
+            <w:r>
+              <w:rPr>
+                <w:rFonts w:cs="Arial"/>
+                <w:b/>
+                <w:bCs/>
+                <w:color w:val="1A6B72"/>
+                <w:sz w:val="18"/>
+                <w:szCs w:val="18"/>
+              </w:rPr>
+              <w:t>Project Aruvi/cowork_prompts/</w:t>
+            </w:r>
+            <w:r>
+              <w:rPr>
+                <w:rFonts w:cs="Arial"/>
+                <w:b/>
+                <w:bCs/>
+                <w:color w:val="1A6B72"/>
+                <w:sz w:val="18"/>
+                <w:szCs w:val="18"/>
+              </w:rPr>
+              <w:t>)</w:t>
+            </w:r>
+          </w:p>
+        </w:tc>
+        <w:tc>
+          <w:tcPr>
+            <w:tcW w:w="4132" w:type="dxa"/>
+            <w:tcBorders>
+              <w:top w:val="single" w:sz="1" w:space="0" w:color="1A6B72"/>
+              <w:left w:val="single" w:sz="1" w:space="0" w:color="1A6B72"/>
+              <w:bottom w:val="single" w:sz="1" w:space="0" w:color="1A6B72"/>
+              <w:right w:val="single" w:sz="1" w:space="0" w:color="1A6B72"/>
+            </w:tcBorders>
+            <w:shd w:val="clear" w:color="auto" w:fill="E6F4F5"/>
+            <w:tcMar>
+              <w:top w:w="80" w:type="dxa"/>
+              <w:left w:w="120" w:type="dxa"/>
+              <w:bottom w:w="80" w:type="dxa"/>
+              <w:right w:w="120" w:type="dxa"/>
+            </w:tcMar>
+          </w:tcPr>
+          <w:p>
+            <w:r>
+              <w:rPr>
+                <w:rFonts w:cs="Arial"/>
+                <w:b/>
+                <w:bCs/>
+                <w:color w:val="1A6B72"/>
+                <w:sz w:val="18"/>
+                <w:szCs w:val="18"/>
+              </w:rPr>
+              <w:t>What does it do (from cowork)</w:t>
+            </w:r>
+          </w:p>
+        </w:tc>
+      </w:tr>
+      <w:tr>
+        <w:tc>
+          <w:tcPr>
+            <w:tcW w:w="3965" w:type="dxa"/>
+            <w:tcBorders>
+              <w:top w:val="single" w:sz="1" w:space="0" w:color="CCCCCC"/>
+              <w:left w:val="single" w:sz="1" w:space="0" w:color="CCCCCC"/>
+              <w:bottom w:val="single" w:sz="1" w:space="0" w:color="CCCCCC"/>
+              <w:right w:val="single" w:sz="1" w:space="0" w:color="CCCCCC"/>
+            </w:tcBorders>
+            <w:shd w:val="clear" w:color="auto" w:fill="F5F5F5"/>
+            <w:tcMar>
+              <w:top w:w="80" w:type="dxa"/>
+              <w:left w:w="120" w:type="dxa"/>
+              <w:bottom w:w="80" w:type="dxa"/>
+              <w:right w:w="120" w:type="dxa"/>
+            </w:tcMar>
+          </w:tcPr>
+          <w:p>
+            <w:pPr>
+              <w:rPr>
+                <w:rFonts w:cs="Arial"/>
+                <w:sz w:val="18"/>
+                <w:szCs w:val="18"/>
+              </w:rPr>
+            </w:pPr>
+            <w:r>
+              <w:rPr>
+                <w:rFonts w:cs="Arial"/>
+                <w:sz w:val="18"/>
+                <w:szCs w:val="18"/>
+              </w:rPr>
+              <w:t>prompt_chapter_summary.md</w:t>
+            </w:r>
+          </w:p>
+        </w:tc>
+        <w:tc>
+          <w:tcPr>
+            <w:tcW w:w="4132" w:type="dxa"/>
+            <w:tcBorders>
+              <w:top w:val="single" w:sz="1" w:space="0" w:color="CCCCCC"/>
+              <w:left w:val="single" w:sz="1" w:space="0" w:color="CCCCCC"/>
+              <w:bottom w:val="single" w:sz="1" w:space="0" w:color="CCCCCC"/>
+              <w:right w:val="single" w:sz="1" w:space="0" w:color="CCCCCC"/>
+            </w:tcBorders>
+            <w:shd w:val="clear" w:color="auto" w:fill="F5F5F5"/>
+            <w:tcMar>
+              <w:top w:w="80" w:type="dxa"/>
+              <w:left w:w="120" w:type="dxa"/>
+              <w:bottom w:w="80" w:type="dxa"/>
+              <w:right w:w="120" w:type="dxa"/>
+            </w:tcMar>
+          </w:tcPr>
+          <w:p>
+            <w:pPr>
+              <w:rPr>
+                <w:rFonts w:cs="Arial"/>
+                <w:sz w:val="18"/>
+                <w:szCs w:val="18"/>
+              </w:rPr>
+            </w:pPr>
+            <w:r>
+              <w:rPr>
+                <w:rFonts w:cs="Arial"/>
+                <w:sz w:val="18"/>
+                <w:szCs w:val="18"/>
+              </w:rPr>
+              <w:t>Reads PDF → writes ch_NN_summary.txt</w:t>
+            </w:r>
+          </w:p>
+        </w:tc>
+      </w:tr>
+      <w:tr>
+        <w:tc>
+          <w:tcPr>
+            <w:tcW w:w="3965" w:type="dxa"/>
+            <w:tcBorders>
+              <w:top w:val="single" w:sz="1" w:space="0" w:color="CCCCCC"/>
+              <w:left w:val="single" w:sz="1" w:space="0" w:color="CCCCCC"/>
+              <w:bottom w:val="single" w:sz="1" w:space="0" w:color="CCCCCC"/>
+              <w:right w:val="single" w:sz="1" w:space="0" w:color="CCCCCC"/>
+            </w:tcBorders>
+            <w:shd w:val="clear" w:color="auto" w:fill="FFFFFF"/>
+            <w:tcMar>
+              <w:top w:w="80" w:type="dxa"/>
+              <w:left w:w="120" w:type="dxa"/>
+              <w:bottom w:w="80" w:type="dxa"/>
+              <w:right w:w="120" w:type="dxa"/>
+            </w:tcMar>
+          </w:tcPr>
+          <w:p>
+            <w:pPr>
+              <w:rPr>
+                <w:rFonts w:cs="Arial"/>
+                <w:sz w:val="18"/>
+                <w:szCs w:val="18"/>
+              </w:rPr>
+            </w:pPr>
+            <w:r>
+              <w:rPr>
+                <w:rFonts w:cs="Arial"/>
+                <w:sz w:val="18"/>
+                <w:szCs w:val="18"/>
+              </w:rPr>
+              <w:t>prompt_competency_mapping.md</w:t>
+            </w:r>
+          </w:p>
+        </w:tc>
+        <w:tc>
+          <w:tcPr>
+            <w:tcW w:w="4132" w:type="dxa"/>
+            <w:tcBorders>
+              <w:top w:val="single" w:sz="1" w:space="0" w:color="CCCCCC"/>
+              <w:left w:val="single" w:sz="1" w:space="0" w:color="CCCCCC"/>
+              <w:bottom w:val="single" w:sz="1" w:space="0" w:color="CCCCCC"/>
+              <w:right w:val="single" w:sz="1" w:space="0" w:color="CCCCCC"/>
+            </w:tcBorders>
+            <w:shd w:val="clear" w:color="auto" w:fill="FFFFFF"/>
+            <w:tcMar>
+              <w:top w:w="80" w:type="dxa"/>
+              <w:left w:w="120" w:type="dxa"/>
+              <w:bottom w:w="80" w:type="dxa"/>
+              <w:right w:w="120" w:type="dxa"/>
+            </w:tcMar>
+          </w:tcPr>
+          <w:p>
+            <w:pPr>
+              <w:rPr>
+                <w:rFonts w:cs="Arial"/>
+                <w:sz w:val="18"/>
+                <w:szCs w:val="18"/>
+              </w:rPr>
+            </w:pPr>
+            <w:r>
+              <w:rPr>
+                <w:rFonts w:cs="Arial"/>
+                <w:sz w:val="18"/>
+                <w:szCs w:val="18"/>
+              </w:rPr>
+              <w:t xml:space="preserve">Reads summary + CG doc → writes mapping </w:t>
+            </w:r>
+            <w:r>
+              <w:rPr>
+                <w:rFonts w:cs="Arial"/>
+                <w:sz w:val="18"/>
+                <w:szCs w:val="18"/>
+              </w:rPr>
+              <w:t xml:space="preserve">competency mappings </w:t>
+            </w:r>
+            <w:r>
+              <w:rPr>
+                <w:rFonts w:cs="Arial"/>
+                <w:sz w:val="18"/>
+                <w:szCs w:val="18"/>
+              </w:rPr>
+              <w:t>JSON</w:t>
+            </w:r>
+            <w:r>
+              <w:rPr>
+                <w:rFonts w:cs="Arial"/>
+                <w:sz w:val="18"/>
+                <w:szCs w:val="18"/>
+              </w:rPr>
+              <w:t xml:space="preserve">. </w:t>
+            </w:r>
+          </w:p>
+        </w:tc>
+      </w:tr>
+      <w:tr>
+        <w:tc>
+          <w:tcPr>
+            <w:tcW w:w="3965" w:type="dxa"/>
+            <w:tcBorders>
+              <w:top w:val="single" w:sz="1" w:space="0" w:color="CCCCCC"/>
+              <w:left w:val="single" w:sz="1" w:space="0" w:color="CCCCCC"/>
+              <w:bottom w:val="single" w:sz="1" w:space="0" w:color="CCCCCC"/>
+              <w:right w:val="single" w:sz="1" w:space="0" w:color="CCCCCC"/>
+            </w:tcBorders>
+            <w:shd w:val="clear" w:color="auto" w:fill="FFFFFF"/>
+            <w:tcMar>
+              <w:top w:w="80" w:type="dxa"/>
+              <w:left w:w="120" w:type="dxa"/>
+              <w:bottom w:w="80" w:type="dxa"/>
+              <w:right w:w="120" w:type="dxa"/>
+            </w:tcMar>
+          </w:tcPr>
+          <w:p>
+            <w:pPr>
+              <w:rPr>
+                <w:rFonts w:cs="Arial"/>
+                <w:sz w:val="18"/>
+                <w:szCs w:val="18"/>
+              </w:rPr>
+            </w:pPr>
+            <w:r>
+              <w:rPr>
+                <w:rFonts w:cs="Arial"/>
+                <w:sz w:val="18"/>
+                <w:szCs w:val="18"/>
+              </w:rPr>
+              <w:t>prompt_effort_index_science.md</w:t>
+            </w:r>
+          </w:p>
+        </w:tc>
+        <w:tc>
+          <w:tcPr>
+            <w:tcW w:w="4132" w:type="dxa"/>
+            <w:tcBorders>
+              <w:top w:val="single" w:sz="1" w:space="0" w:color="CCCCCC"/>
+              <w:left w:val="single" w:sz="1" w:space="0" w:color="CCCCCC"/>
+              <w:bottom w:val="single" w:sz="1" w:space="0" w:color="CCCCCC"/>
+              <w:right w:val="single" w:sz="1" w:space="0" w:color="CCCCCC"/>
+            </w:tcBorders>
+            <w:shd w:val="clear" w:color="auto" w:fill="FFFFFF"/>
+            <w:tcMar>
+              <w:top w:w="80" w:type="dxa"/>
+              <w:left w:w="120" w:type="dxa"/>
+              <w:bottom w:w="80" w:type="dxa"/>
+              <w:right w:w="120" w:type="dxa"/>
+            </w:tcMar>
+          </w:tcPr>
+          <w:p>
+            <w:pPr>
+              <w:rPr>
+                <w:rFonts w:cs="Arial"/>
+                <w:sz w:val="18"/>
+                <w:szCs w:val="18"/>
+              </w:rPr>
+            </w:pPr>
+            <w:r>
+              <w:rPr>
+                <w:rFonts w:cs="Arial"/>
+                <w:sz w:val="18"/>
+                <w:szCs w:val="18"/>
+              </w:rPr>
+              <w:t xml:space="preserve">Reads PDF → computes signals → merges into mapping </w:t>
+            </w:r>
+            <w:r>
+              <w:rPr>
+                <w:rFonts w:cs="Arial"/>
+                <w:sz w:val="18"/>
+                <w:szCs w:val="18"/>
+              </w:rPr>
+              <w:t xml:space="preserve">efforts index </w:t>
+            </w:r>
+            <w:r>
+              <w:rPr>
+                <w:rFonts w:cs="Arial"/>
+                <w:sz w:val="18"/>
+                <w:szCs w:val="18"/>
+              </w:rPr>
+              <w:t>JSON</w:t>
+            </w:r>
+          </w:p>
+        </w:tc>
+      </w:tr>
+    </w:tbl>
+    <w:p>
+      <w:pPr>
+        <w:spacing w:before="60" w:after="60"/>
+      </w:pPr>
+    </w:p>
+    <w:p>
+      <w:pPr>
+        <w:spacing w:before="60" w:after="60"/>
+      </w:pPr>
+    </w:p>
+    <w:p>
+      <w:pPr>
+        <w:spacing w:before="60" w:after="60"/>
+      </w:pPr>
     </w:p>
     <w:p>
       <w:pPr>
@@ -9507,12 +9321,6 @@
         <w:gridCol w:w="3160"/>
       </w:tblGrid>
       <w:tr>
-        <w:tblPrEx>
-          <w:tblCellMar>
-            <w:top w:w="0" w:type="dxa"/>
-            <w:bottom w:w="0" w:type="dxa"/>
-          </w:tblCellMar>
-        </w:tblPrEx>
         <w:tc>
           <w:tcPr>
             <w:tcW w:w="2400" w:type="dxa"/>
@@ -9531,6 +9339,9 @@
             </w:tcMar>
           </w:tcPr>
           <w:p>
+            <w:pPr>
+              <w:jc w:val="center"/>
+            </w:pPr>
             <w:r>
               <w:rPr>
                 <w:rFonts w:cs="Arial"/>
@@ -9540,6 +9351,7 @@
                 <w:sz w:val="18"/>
                 <w:szCs w:val="18"/>
               </w:rPr>
+              <w:lastRenderedPageBreak/>
               <w:t>Skill folder</w:t>
             </w:r>
           </w:p>
@@ -9562,6 +9374,9 @@
             </w:tcMar>
           </w:tcPr>
           <w:p>
+            <w:pPr>
+              <w:jc w:val="center"/>
+            </w:pPr>
             <w:r>
               <w:rPr>
                 <w:rFonts w:cs="Arial"/>
@@ -9593,6 +9408,9 @@
             </w:tcMar>
           </w:tcPr>
           <w:p>
+            <w:pPr>
+              <w:jc w:val="center"/>
+            </w:pPr>
             <w:r>
               <w:rPr>
                 <w:rFonts w:cs="Arial"/>
@@ -9608,106 +9426,6 @@
         </w:tc>
       </w:tr>
       <w:tr>
-        <w:tblPrEx>
-          <w:tblCellMar>
-            <w:top w:w="0" w:type="dxa"/>
-            <w:bottom w:w="0" w:type="dxa"/>
-          </w:tblCellMar>
-        </w:tblPrEx>
-        <w:tc>
-          <w:tcPr>
-            <w:tcW w:w="2400" w:type="dxa"/>
-            <w:tcBorders>
-              <w:top w:val="single" w:sz="1" w:space="0" w:color="CCCCCC"/>
-              <w:left w:val="single" w:sz="1" w:space="0" w:color="CCCCCC"/>
-              <w:bottom w:val="single" w:sz="1" w:space="0" w:color="CCCCCC"/>
-              <w:right w:val="single" w:sz="1" w:space="0" w:color="CCCCCC"/>
-            </w:tcBorders>
-            <w:shd w:val="clear" w:color="auto" w:fill="F5F5F5"/>
-            <w:tcMar>
-              <w:top w:w="80" w:type="dxa"/>
-              <w:left w:w="120" w:type="dxa"/>
-              <w:bottom w:w="80" w:type="dxa"/>
-              <w:right w:w="120" w:type="dxa"/>
-            </w:tcMar>
-          </w:tcPr>
-          <w:p>
-            <w:r>
-              <w:rPr>
-                <w:rFonts w:cs="Arial"/>
-                <w:b/>
-                <w:bCs/>
-                <w:sz w:val="18"/>
-                <w:szCs w:val="18"/>
-              </w:rPr>
-              <w:t>aruvi-chapter-mapping/</w:t>
-            </w:r>
-          </w:p>
-        </w:tc>
-        <w:tc>
-          <w:tcPr>
-            <w:tcW w:w="3800" w:type="dxa"/>
-            <w:tcBorders>
-              <w:top w:val="single" w:sz="1" w:space="0" w:color="CCCCCC"/>
-              <w:left w:val="single" w:sz="1" w:space="0" w:color="CCCCCC"/>
-              <w:bottom w:val="single" w:sz="1" w:space="0" w:color="CCCCCC"/>
-              <w:right w:val="single" w:sz="1" w:space="0" w:color="CCCCCC"/>
-            </w:tcBorders>
-            <w:shd w:val="clear" w:color="auto" w:fill="F5F5F5"/>
-            <w:tcMar>
-              <w:top w:w="80" w:type="dxa"/>
-              <w:left w:w="120" w:type="dxa"/>
-              <w:bottom w:w="80" w:type="dxa"/>
-              <w:right w:w="120" w:type="dxa"/>
-            </w:tcMar>
-          </w:tcPr>
-          <w:p>
-            <w:r>
-              <w:rPr>
-                <w:rFonts w:cs="Arial"/>
-                <w:sz w:val="18"/>
-                <w:szCs w:val="18"/>
-              </w:rPr>
-              <w:t>Instructs the executor to resolve all paths from aruvi_config.json and run the chapter mapping pipeline for a given subject/grade. All logic is in the scripts; SKILL.md is navigation only.</w:t>
-            </w:r>
-          </w:p>
-        </w:tc>
-        <w:tc>
-          <w:tcPr>
-            <w:tcW w:w="3160" w:type="dxa"/>
-            <w:tcBorders>
-              <w:top w:val="single" w:sz="1" w:space="0" w:color="CCCCCC"/>
-              <w:left w:val="single" w:sz="1" w:space="0" w:color="CCCCCC"/>
-              <w:bottom w:val="single" w:sz="1" w:space="0" w:color="CCCCCC"/>
-              <w:right w:val="single" w:sz="1" w:space="0" w:color="CCCCCC"/>
-            </w:tcBorders>
-            <w:shd w:val="clear" w:color="auto" w:fill="F5F5F5"/>
-            <w:tcMar>
-              <w:top w:w="80" w:type="dxa"/>
-              <w:left w:w="120" w:type="dxa"/>
-              <w:bottom w:w="80" w:type="dxa"/>
-              <w:right w:w="120" w:type="dxa"/>
-            </w:tcMar>
-          </w:tcPr>
-          <w:p>
-            <w:r>
-              <w:rPr>
-                <w:rFonts w:cs="Arial"/>
-                <w:sz w:val="18"/>
-                <w:szCs w:val="18"/>
-              </w:rPr>
-              <w:t>Synced copy of aruvi-scripts/: call_mapping_api.py, config_resolver.py, extract_cg.py, extract_chapter.py, run_mapping.py</w:t>
-            </w:r>
-          </w:p>
-        </w:tc>
-      </w:tr>
-      <w:tr>
-        <w:tblPrEx>
-          <w:tblCellMar>
-            <w:top w:w="0" w:type="dxa"/>
-            <w:bottom w:w="0" w:type="dxa"/>
-          </w:tblCellMar>
-        </w:tblPrEx>
         <w:tc>
           <w:tcPr>
             <w:tcW w:w="2400" w:type="dxa"/>
@@ -9806,7 +9524,6 @@
         <w:pStyle w:val="Heading1"/>
       </w:pPr>
       <w:r>
-        <w:lastRenderedPageBreak/>
         <w:t>8 · Cloud Portability</w:t>
       </w:r>
     </w:p>
@@ -9849,12 +9566,6 @@
         <w:gridCol w:w="3780"/>
       </w:tblGrid>
       <w:tr>
-        <w:tblPrEx>
-          <w:tblCellMar>
-            <w:top w:w="0" w:type="dxa"/>
-            <w:bottom w:w="0" w:type="dxa"/>
-          </w:tblCellMar>
-        </w:tblPrEx>
         <w:tc>
           <w:tcPr>
             <w:tcW w:w="1800" w:type="dxa"/>
@@ -9938,12 +9649,6 @@
         </w:tc>
       </w:tr>
       <w:tr>
-        <w:tblPrEx>
-          <w:tblCellMar>
-            <w:top w:w="0" w:type="dxa"/>
-            <w:bottom w:w="0" w:type="dxa"/>
-          </w:tblCellMar>
-        </w:tblPrEx>
         <w:tc>
           <w:tcPr>
             <w:tcW w:w="1800" w:type="dxa"/>
@@ -10032,12 +9737,6 @@
         </w:tc>
       </w:tr>
       <w:tr>
-        <w:tblPrEx>
-          <w:tblCellMar>
-            <w:top w:w="0" w:type="dxa"/>
-            <w:bottom w:w="0" w:type="dxa"/>
-          </w:tblCellMar>
-        </w:tblPrEx>
         <w:tc>
           <w:tcPr>
             <w:tcW w:w="1800" w:type="dxa"/>
@@ -10126,12 +9825,6 @@
         </w:tc>
       </w:tr>
       <w:tr>
-        <w:tblPrEx>
-          <w:tblCellMar>
-            <w:top w:w="0" w:type="dxa"/>
-            <w:bottom w:w="0" w:type="dxa"/>
-          </w:tblCellMar>
-        </w:tblPrEx>
         <w:tc>
           <w:tcPr>
             <w:tcW w:w="1800" w:type="dxa"/>
@@ -10220,12 +9913,6 @@
         </w:tc>
       </w:tr>
       <w:tr>
-        <w:tblPrEx>
-          <w:tblCellMar>
-            <w:top w:w="0" w:type="dxa"/>
-            <w:bottom w:w="0" w:type="dxa"/>
-          </w:tblCellMar>
-        </w:tblPrEx>
         <w:tc>
           <w:tcPr>
             <w:tcW w:w="1800" w:type="dxa"/>
@@ -11055,6 +10742,19 @@
       <w:szCs w:val="20"/>
     </w:rPr>
   </w:style>
+  <w:style w:type="character" w:styleId="HTMLCode">
+    <w:name w:val="HTML Code"/>
+    <w:basedOn w:val="DefaultParagraphFont"/>
+    <w:uiPriority w:val="99"/>
+    <w:semiHidden/>
+    <w:unhideWhenUsed/>
+    <w:rsid w:val="000227A5"/>
+    <w:rPr>
+      <w:rFonts w:ascii="Courier New" w:eastAsia="Times New Roman" w:hAnsi="Courier New" w:cs="Courier New"/>
+      <w:sz w:val="20"/>
+      <w:szCs w:val="20"/>
+    </w:rPr>
+  </w:style>
 </w:styles>
 </file>
 
